--- a/worksheets/NW_L12_ProtocolCity_Worksheet.docx
+++ b/worksheets/NW_L12_ProtocolCity_Worksheet.docx
@@ -5024,7 +5024,17 @@
                 <w:sz w:val="21"/>
                 <w:szCs w:val="21"/>
               </w:rPr>
-              <w:t xml:space="preserve">a)  Explain why agreed standards matter when devices from different makers connect.  </w:t>
+              <w:t xml:space="preserve">a)  </w:t>
+            </w:r>
+            <w:r>
+              <w:rPr>
+                <w:rFonts w:ascii="Arial" w:cs="Arial" w:eastAsia="Arial" w:hAnsi="Arial"/>
+                <w:b/>
+                <w:bCs/>
+                <w:sz w:val="21"/>
+                <w:szCs w:val="21"/>
+              </w:rPr>
+              <w:t xml:space="preserve">Explain why agreed standards matter when devices from different makers connect.  </w:t>
             </w:r>
             <w:r>
               <w:rPr>
@@ -5176,7 +5186,17 @@
                 <w:sz w:val="21"/>
                 <w:szCs w:val="21"/>
               </w:rPr>
-              <w:t xml:space="preserve">b)  Name the protocol used to send email to a mail server.  </w:t>
+              <w:t xml:space="preserve">b)  </w:t>
+            </w:r>
+            <w:r>
+              <w:rPr>
+                <w:rFonts w:ascii="Arial" w:cs="Arial" w:eastAsia="Arial" w:hAnsi="Arial"/>
+                <w:b/>
+                <w:bCs/>
+                <w:sz w:val="21"/>
+                <w:szCs w:val="21"/>
+              </w:rPr>
+              <w:t xml:space="preserve">Name the protocol used to send email to a mail server.  </w:t>
             </w:r>
             <w:r>
               <w:rPr>
@@ -5254,7 +5274,17 @@
                 <w:sz w:val="21"/>
                 <w:szCs w:val="21"/>
               </w:rPr>
-              <w:t xml:space="preserve">c)  Describe what HTTPS adds to HTTP and why it matters.  </w:t>
+              <w:t xml:space="preserve">c)  </w:t>
+            </w:r>
+            <w:r>
+              <w:rPr>
+                <w:rFonts w:ascii="Arial" w:cs="Arial" w:eastAsia="Arial" w:hAnsi="Arial"/>
+                <w:b/>
+                <w:bCs/>
+                <w:sz w:val="21"/>
+                <w:szCs w:val="21"/>
+              </w:rPr>
+              <w:t xml:space="preserve">Describe what HTTPS adds to HTTP and why it matters.  </w:t>
             </w:r>
             <w:r>
               <w:rPr>
@@ -5406,7 +5436,17 @@
                 <w:sz w:val="21"/>
                 <w:szCs w:val="21"/>
               </w:rPr>
-              <w:t xml:space="preserve">d)  Explain how TCP and IP work together when a web page is requested.  </w:t>
+              <w:t xml:space="preserve">d)  </w:t>
+            </w:r>
+            <w:r>
+              <w:rPr>
+                <w:rFonts w:ascii="Arial" w:cs="Arial" w:eastAsia="Arial" w:hAnsi="Arial"/>
+                <w:b/>
+                <w:bCs/>
+                <w:sz w:val="21"/>
+                <w:szCs w:val="21"/>
+              </w:rPr>
+              <w:t xml:space="preserve">Explain how TCP and IP work together when a web page is requested.  </w:t>
             </w:r>
             <w:r>
               <w:rPr>

--- a/worksheets/NW_L12_ProtocolCity_Worksheet.docx
+++ b/worksheets/NW_L12_ProtocolCity_Worksheet.docx
@@ -4711,7 +4711,7 @@
                 <w:sz w:val="32"/>
                 <w:szCs w:val="32"/>
               </w:rPr>
-              <w:t xml:space="preserve">______ / 22</w:t>
+              <w:t xml:space="preserve">______ / 28</w:t>
             </w:r>
           </w:p>
         </w:tc>
